--- a/data/revised_2026-10_full/outputs/v2/Biology/SS3.3_Animal_Gaseous_Exchange_and_Respiration/Biology_Animal_Gaseous_Exchange_and_Respiration_FinalExplanation.docx
+++ b/data/revised_2026-10_full/outputs/v2/Biology/SS3.3_Animal_Gaseous_Exchange_and_Respiration/Biology_Animal_Gaseous_Exchange_and_Respiration_FinalExplanation.docx
@@ -2091,7 +2091,7 @@
         </w:rPr>
         <w:t xml:space="preserve">© 2026 SeaVuria and ARES. This work is licensed under a </w:t>
       </w:r>
-      <w:hyperlink w:history="1" r:id="rId-xwbsn1jj0p0c_3ymbtbr">
+      <w:hyperlink w:history="1" r:id="rId45zfyewwtil4c0bqapak-">
         <w:r>
           <w:rPr>
             <w:rFonts w:ascii="Arial" w:cs="Arial" w:eastAsia="Arial" w:hAnsi="Arial"/>
@@ -2111,7 +2111,7 @@
         </w:rPr>
         <w:t xml:space="preserve"> (</w:t>
       </w:r>
-      <w:hyperlink w:history="1" r:id="rIdbbwbyhxskrpqtombzcrbg">
+      <w:hyperlink w:history="1" r:id="rIdzv_rsiskjcdky1_schnjm">
         <w:r>
           <w:rPr>
             <w:rFonts w:ascii="Arial" w:cs="Arial" w:eastAsia="Arial" w:hAnsi="Arial"/>
@@ -2131,7 +2131,7 @@
         </w:rPr>
         <w:t xml:space="preserve">). To view a copy of this license, visit </w:t>
       </w:r>
-      <w:hyperlink w:history="1" r:id="rIddend3jqu8khku7zbayhmo">
+      <w:hyperlink w:history="1" r:id="rIdhzuwjonsejcy7dvagcwzh">
         <w:r>
           <w:rPr>
             <w:rFonts w:ascii="Arial" w:cs="Arial" w:eastAsia="Arial" w:hAnsi="Arial"/>
